--- a/download/Chapter_Three_Materials_and_Methods.docx
+++ b/download/Chapter_Three_Materials_and_Methods.docx
@@ -323,7 +323,7 @@
           <w:sz w:val="22"/>
           <w:szCs w:val="22"/>
         </w:rPr>
-        <w:t xml:space="preserve">1. Niger Building – houses administrative offices and receives high volumes of foot traffic from students and visitors attending to administrative matters.</w:t>
+        <w:t>Niger Building – a multi-functional building and one of the most vibrant academic units on campus, accommodating a higher number of students. The faculty’s approach to teaching replicates global academic ideals, emphasising studiousness, discipline, leadership, and moral conduct. The academic departments housed here offer a mix of undergraduate and postgraduate programmes that prepare students for leadership roles in various sectors.</w:t>
       </w:r>
     </w:p>
     <w:p>
@@ -339,7 +339,7 @@
           <w:sz w:val="22"/>
           <w:szCs w:val="22"/>
         </w:rPr>
-        <w:t xml:space="preserve">2. Volta Building – used heavily for undergraduate lectures, with a reception area near the main entrance.</w:t>
+        <w:t>Volta Academic Building – a vital component of the Learning City cluster, accommodating both undergraduate and postgraduate programmes.</w:t>
       </w:r>
     </w:p>
     <w:p>
@@ -355,7 +355,7 @@
           <w:sz w:val="22"/>
           <w:szCs w:val="22"/>
         </w:rPr>
-        <w:t xml:space="preserve">3. Limpopo Building – serves a mix of postgraduate and general academic functions, with an open reception space near the building entrance.</w:t>
+        <w:t>Limpopo Bay – functions as a premier centre for professional legal education and advanced postgraduate research within the Nile Learning City. It houses the School of Postgraduate Studies and essential departments within the Faculty of Law and the Faculty of Science.</w:t>
       </w:r>
     </w:p>
     <w:p>
@@ -464,7 +464,7 @@
           <w:sz w:val="22"/>
           <w:szCs w:val="22"/>
         </w:rPr>
-        <w:t xml:space="preserve">Morning samples were collected between 9:40 a.m. and 10:15 a.m., beginning with the Niger building, followed by the Volta building, and then the Limpopo building. Ambient temperatures recorded during this period were approximately 34.5 °C to 34.7 °C across the three buildings.</w:t>
+        <w:t>Morning samples were collected between 9:40 a.m. and 10:15 a.m., beginning with the Niger building, followed by the Volta building, and then the Limpopo building. Ambient temperatures recorded during this period using a digital thermometer (DT-880B) were approximately 34.5 °C to 34.7 °C across the three buildings.</w:t>
       </w:r>
     </w:p>
     <w:p>
@@ -505,7 +505,7 @@
           <w:sz w:val="22"/>
           <w:szCs w:val="22"/>
         </w:rPr>
-        <w:t xml:space="preserve">The same sampling procedure was repeated in the afternoon. Afternoon temperatures were higher than the morning readings: 36.0 °C to 36.5 °C in the Niger building, 36.0 °C in the Volta building, and 36.3 °C in the Limpopo building.</w:t>
+        <w:t>The same sampling procedure was repeated in the afternoon. Afternoon samples were collected between 1:30 p.m. and 2:10 p.m., following the same building sequence (Niger, then Volta, then Limpopo). Ambient temperatures recorded during this period were higher than the morning readings: 36.0 °C to 36.5 °C in the Niger building, 36.0 °C in the Volta building, and 36.3 °C in the Limpopo building, measured using a digital thermometer (DT-880B).</w:t>
       </w:r>
     </w:p>
     <w:p>
@@ -543,7 +543,7 @@
           <w:sz w:val="22"/>
           <w:szCs w:val="22"/>
         </w:rPr>
-        <w:t xml:space="preserve">The medium was sterilised by autoclaving at 121 °C and 15 psi for 15 minutes. After autoclaving, the medium was allowed to cool to approximately 45–50 °C. At this point, chloramphenicol was added aseptically at the manufacturer’s recommended concentration to inhibit bacterial growth (Hocking and Pitt, 1980).</w:t>
+        <w:t>The medium was sterilised by autoclaving at 121 °C and 15 psi for 15 minutes. After autoclaving, the medium was allowed to cool to approximately 45–50 °C. At this point, chloramphenicol was added aseptically at the manufacturer’s recommended concentration to inhibit bacterial growth.</w:t>
       </w:r>
     </w:p>
     <w:p>
@@ -596,7 +596,7 @@
           <w:sz w:val="22"/>
           <w:szCs w:val="22"/>
         </w:rPr>
-        <w:t xml:space="preserve">After the incubation period, the visible fungal colonies on each sample plate were counted. The colony counts were recorded separately for each building and each time of day (A.M. and P.M.) as shown below:</w:t>
+        <w:t>After the incubation period, the visible fungal colonies on each sample plate were counted using a hand-held tally counter under ambient light. Colonies were counted by a single observer to minimise inter-observer variation. The counts were recorded separately for each building and each time of day (A.M. and P.M.) and are presented as totals from the three replicate plates per sampling point:</w:t>
       </w:r>
     </w:p>
     <w:p>
@@ -612,7 +612,7 @@
           <w:sz w:val="22"/>
           <w:szCs w:val="22"/>
         </w:rPr>
-        <w:t xml:space="preserve">Volta Building: 11 colonies (A.M.) and 6 colonies (P.M.)</w:t>
+        <w:t>Volta Building: 11 colonies (A.M.; individual plate counts: 4, 5, 2) and 6 colonies (P.M.; individual plate counts: 3, 2, 1)</w:t>
       </w:r>
     </w:p>
     <w:p>
@@ -628,7 +628,7 @@
           <w:sz w:val="22"/>
           <w:szCs w:val="22"/>
         </w:rPr>
-        <w:t xml:space="preserve">Limpopo Building: 10 colonies (A.M.) and 9 colonies (P.M.)</w:t>
+        <w:t>Limpopo Building: 10 colonies (A.M.; individual plate counts: 3, 4, 3) and 9 colonies (P.M.; individual plate counts: 2, 4, 3)</w:t>
       </w:r>
     </w:p>
     <w:p>
@@ -644,22 +644,22 @@
           <w:sz w:val="22"/>
           <w:szCs w:val="22"/>
         </w:rPr>
-        <w:t xml:space="preserve">Niger Building: 6 colonies (A.M.) and 8 colonies (P.M.)</w:t>
-      </w:r>
-    </w:p>
-    <w:p>
-      <w:pPr>
-        <w:spacing w:after="160" w:line="276"/>
-        <w:jc w:val="left"/>
-      </w:pPr>
-      <w:r>
-        <w:rPr>
-          <w:rFonts w:ascii="Calibri" w:cs="Calibri" w:eastAsia="Calibri" w:hAnsi="Calibri"/>
-          <w:color w:val="1E293B"/>
-          <w:sz w:val="22"/>
-          <w:szCs w:val="22"/>
-        </w:rPr>
-        <w:t xml:space="preserve">The total colony count across all buildings and both sampling times was 50. For the purpose of obtaining pure cultures, 15 colonies were selected for sub-culturing based on visual differences in colony morphology (colour, texture, and growth pattern) to ensure that the widest possible range of colony types was represented. A fresh batch of SDA was prepared (16.5 g dissolved in the appropriate volume of distilled water, autoclaved, supplemented with chloramphenicol, and poured into 15 Petri dishes).</w:t>
+        <w:t>Niger Building: 6 colonies (A.M.; individual plate counts: 2, 1, 3) and 8 colonies (P.M.; individual plate counts: 3, 3, 2)</w:t>
+      </w:r>
+    </w:p>
+    <w:p>
+      <w:pPr>
+        <w:spacing w:after="160" w:line="276"/>
+        <w:jc w:val="left"/>
+      </w:pPr>
+      <w:r>
+        <w:rPr>
+          <w:rFonts w:ascii="Calibri" w:cs="Calibri" w:eastAsia="Calibri" w:hAnsi="Calibri"/>
+          <w:color w:val="1E293B"/>
+          <w:sz w:val="22"/>
+          <w:szCs w:val="22"/>
+        </w:rPr>
+        <w:t>The total colony count across all buildings and both sampling times was 50. For the purpose of obtaining pure cultures, 15 colonies were selected for sub-culturing based on visual differences in colony morphology (colour, texture, and growth pattern) to ensure that the widest possible range of colony types was represented. The selection followed a morphotype-based approach: colonies were first grouped according to shared phenotypic characteristics (colony colour, surface texture, margin type, and growth rate), and one representative colony from each distinct group was picked for sub-culturing. After surveying all plates, 15 morphologically unique groups were identified, and no additional colony on any plate exhibited features not already captured within these groups. Accordingly, 15 colonies — one per morphotype — were transferred, which is consistent with the practice of selecting representatives of each observed colonial type rather than an arbitrary numerical target (Barnett and Hunter, 1998). A fresh batch of SDA was prepared (16.5 g dissolved in the appropriate volume of distilled water, autoclaved, supplemented with chloramphenicol, and poured into 15 Petri dishes).</w:t>
       </w:r>
     </w:p>
     <w:p>
@@ -1325,22 +1325,6 @@
           <w:szCs w:val="22"/>
         </w:rPr>
         <w:t xml:space="preserve">Guinea, J., Pelaez, T., Alhambra, A. and Bouza, E. (2005). Evaluation of Czapeck agar and Sabouraud dextrose agar for the culture of airborne Aspergillus conidia. Medical Mycology, 43(5), 477–481.</w:t>
-      </w:r>
-    </w:p>
-    <w:p>
-      <w:pPr>
-        <w:spacing w:after="100" w:line="276"/>
-        <w:ind w:left="720" w:hanging="720"/>
-        <w:jc w:val="left"/>
-      </w:pPr>
-      <w:r>
-        <w:rPr>
-          <w:rFonts w:ascii="Calibri" w:cs="Calibri" w:eastAsia="Calibri" w:hAnsi="Calibri"/>
-          <w:color w:val="1E293B"/>
-          <w:sz w:val="22"/>
-          <w:szCs w:val="22"/>
-        </w:rPr>
-        <w:t xml:space="preserve">Hocking, A.D. and Pitt, J.I. (1980). Dichloran-glycerol medium for enumeration of xerophilic fungi from low-moisture foods. Applied and Environmental Microbiology, 39(2), 488–492.</w:t>
       </w:r>
     </w:p>
     <w:p>
